--- a/BIM_3rd_sem/DSA/src/DSA_cover.docx
+++ b/BIM_3rd_sem/DSA/src/DSA_cover.docx
@@ -1,6 +1,6 @@
 
 <file path=word/document.xml><?xml version="1.0" encoding="utf-8"?>
-<w:document xmlns:wpc="http://schemas.microsoft.com/office/word/2010/wordprocessingCanvas" xmlns:cx="http://schemas.microsoft.com/office/drawing/2014/chartex" xmlns:cx1="http://schemas.microsoft.com/office/drawing/2015/9/8/chartex" xmlns:cx2="http://schemas.microsoft.com/office/drawing/2015/10/21/chartex" xmlns:cx3="http://schemas.microsoft.com/office/drawing/2016/5/9/chartex" xmlns:cx4="http://schemas.microsoft.com/office/drawing/2016/5/10/chartex" xmlns:cx5="http://schemas.microsoft.com/office/drawing/2016/5/11/chartex" xmlns:cx6="http://schemas.microsoft.com/office/drawing/2016/5/12/chartex" xmlns:cx7="http://schemas.microsoft.com/office/drawing/2016/5/13/chartex" xmlns:cx8="http://schemas.microsoft.com/office/drawing/2016/5/14/chartex" xmlns:mc="http://schemas.openxmlformats.org/markup-compatibility/2006" xmlns:aink="http://schemas.microsoft.com/office/drawing/2016/ink" xmlns:am3d="http://schemas.microsoft.com/office/drawing/2017/model3d" xmlns:o="urn:schemas-microsoft-com:office:office" xmlns:oel="http://schemas.microsoft.com/office/2019/extlst" xmlns:r="http://schemas.openxmlformats.org/officeDocument/2006/relationships" xmlns:m="http://schemas.openxmlformats.org/officeDocument/2006/math" xmlns:v="urn:schemas-microsoft-com:vml" xmlns:wp14="http://schemas.microsoft.com/office/word/2010/wordprocessingDrawing" xmlns:wp="http://schemas.openxmlformats.org/drawingml/2006/wordprocessingDrawing" xmlns:w10="urn:schemas-microsoft-com:office:word" xmlns:w="http://schemas.openxmlformats.org/wordprocessingml/2006/main" xmlns:w14="http://schemas.microsoft.com/office/word/2010/wordml" xmlns:w15="http://schemas.microsoft.com/office/word/2012/wordml" xmlns:w16cex="http://schemas.microsoft.com/office/word/2018/wordml/cex" xmlns:w16cid="http://schemas.microsoft.com/office/word/2016/wordml/cid" xmlns:w16="http://schemas.microsoft.com/office/word/2018/wordml" xmlns:w16du="http://schemas.microsoft.com/office/word/2023/wordml/word16du" xmlns:w16sdtdh="http://schemas.microsoft.com/office/word/2020/wordml/sdtdatahash" xmlns:w16sdtfl="http://schemas.microsoft.com/office/word/2024/wordml/sdtformatlock" xmlns:w16se="http://schemas.microsoft.com/office/word/2015/wordml/symex" xmlns:wpg="http://schemas.microsoft.com/office/word/2010/wordprocessingGroup" xmlns:wpi="http://schemas.microsoft.com/office/word/2010/wordprocessingInk" xmlns:wne="http://schemas.microsoft.com/office/word/2006/wordml" xmlns:wps="http://schemas.microsoft.com/office/word/2010/wordprocessingShape" mc:Ignorable="w14 w15 w16se w16cid w16 w16cex w16sdtdh w16sdtfl w16du wp14">
+<w:document xmlns:wpc="http://schemas.microsoft.com/office/word/2010/wordprocessingCanvas" xmlns:cx="http://schemas.microsoft.com/office/drawing/2014/chartex" xmlns:cx1="http://schemas.microsoft.com/office/drawing/2015/9/8/chartex" xmlns:cx2="http://schemas.microsoft.com/office/drawing/2015/10/21/chartex" xmlns:cx3="http://schemas.microsoft.com/office/drawing/2016/5/9/chartex" xmlns:cx4="http://schemas.microsoft.com/office/drawing/2016/5/10/chartex" xmlns:cx5="http://schemas.microsoft.com/office/drawing/2016/5/11/chartex" xmlns:cx6="http://schemas.microsoft.com/office/drawing/2016/5/12/chartex" xmlns:cx7="http://schemas.microsoft.com/office/drawing/2016/5/13/chartex" xmlns:cx8="http://schemas.microsoft.com/office/drawing/2016/5/14/chartex" xmlns:mc="http://schemas.openxmlformats.org/markup-compatibility/2006" xmlns:aink="http://schemas.microsoft.com/office/drawing/2016/ink" xmlns:am3d="http://schemas.microsoft.com/office/drawing/2017/model3d" xmlns:o="urn:schemas-microsoft-com:office:office" xmlns:oel="http://schemas.microsoft.com/office/2019/extlst" xmlns:r="http://schemas.openxmlformats.org/officeDocument/2006/relationships" xmlns:m="http://schemas.openxmlformats.org/officeDocument/2006/math" xmlns:v="urn:schemas-microsoft-com:vml" xmlns:wp14="http://schemas.microsoft.com/office/word/2010/wordprocessingDrawing" xmlns:wp="http://schemas.openxmlformats.org/drawingml/2006/wordprocessingDrawing" xmlns:w10="urn:schemas-microsoft-com:office:word" xmlns:w="http://schemas.openxmlformats.org/wordprocessingml/2006/main" xmlns:w14="http://schemas.microsoft.com/office/word/2010/wordml" xmlns:w15="http://schemas.microsoft.com/office/word/2012/wordml" xmlns:w16cex="http://schemas.microsoft.com/office/word/2018/wordml/cex" xmlns:w16cid="http://schemas.microsoft.com/office/word/2016/wordml/cid" xmlns:w16="http://schemas.microsoft.com/office/word/2018/wordml" xmlns:w16sdtdh="http://schemas.microsoft.com/office/word/2020/wordml/sdtdatahash" xmlns:w16se="http://schemas.microsoft.com/office/word/2015/wordml/symex" xmlns:wpg="http://schemas.microsoft.com/office/word/2010/wordprocessingGroup" xmlns:wpi="http://schemas.microsoft.com/office/word/2010/wordprocessingInk" xmlns:wne="http://schemas.microsoft.com/office/word/2006/wordml" xmlns:wps="http://schemas.microsoft.com/office/word/2010/wordprocessingShape" mc:Ignorable="w14 w15 w16se w16cid w16 w16cex w16sdtdh wp14">
   <w:body>
     <w:p>
       <w:pPr>
@@ -113,14 +113,6 @@
         </w:rPr>
         <w:t xml:space="preserve"> Kathmandu</w:t>
       </w:r>
-    </w:p>
-    <w:p>
-      <w:pPr>
-        <w:spacing w:before="215"/>
-        <w:rPr>
-          <w:sz w:val="20"/>
-        </w:rPr>
-      </w:pPr>
     </w:p>
     <w:p>
       <w:pPr>
@@ -233,7 +225,7 @@
               </wp:anchor>
             </w:drawing>
           </mc:Choice>
-          <mc:Fallback>
+          <mc:Fallback xmlns:w16sdtfl="http://schemas.microsoft.com/office/word/2024/wordml/sdtformatlock" xmlns:w16du="http://schemas.microsoft.com/office/word/2023/wordml/word16du">
             <w:pict>
               <v:shape w14:anchorId="6ED61E5A" id="Graphic 1" o:spid="_x0000_s1026" style="position:absolute;margin-left:301.75pt;margin-top:6.15pt;width:3.55pt;height:305.8pt;flip:x;z-index:251659264;visibility:visible;mso-wrap-style:square;mso-width-percent:0;mso-height-percent:0;mso-wrap-distance-left:0;mso-wrap-distance-top:0;mso-wrap-distance-right:0;mso-wrap-distance-bottom:0;mso-position-horizontal:absolute;mso-position-horizontal-relative:page;mso-position-vertical:absolute;mso-position-vertical-relative:text;mso-width-percent:0;mso-height-percent:0;mso-width-relative:page;mso-height-relative:page;v-text-anchor:top" coordsize="1270,3543300" o:gfxdata="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" path="m,l,3543300e" filled="f" strokeweight=".5pt">
                 <v:path arrowok="t" o:connecttype="custom" o:connectlocs="0,0;0,3883660" o:connectangles="0,0"/>
@@ -347,7 +339,7 @@
               </wp:anchor>
             </w:drawing>
           </mc:Choice>
-          <mc:Fallback>
+          <mc:Fallback xmlns:w16sdtfl="http://schemas.microsoft.com/office/word/2024/wordml/sdtformatlock" xmlns:w16du="http://schemas.microsoft.com/office/word/2023/wordml/word16du">
             <w:pict>
               <v:shape w14:anchorId="7874F974" id="Graphic 3" o:spid="_x0000_s1026" style="position:absolute;margin-left:284.45pt;margin-top:7.25pt;width:3.55pt;height:261.15pt;flip:x;z-index:251661312;visibility:visible;mso-wrap-style:square;mso-width-percent:0;mso-height-percent:0;mso-wrap-distance-left:0;mso-wrap-distance-top:0;mso-wrap-distance-right:0;mso-wrap-distance-bottom:0;mso-position-horizontal:absolute;mso-position-horizontal-relative:page;mso-position-vertical:absolute;mso-position-vertical-relative:text;mso-width-percent:0;mso-height-percent:0;mso-width-relative:page;mso-height-relative:page;v-text-anchor:top" coordsize="1270,2971800" o:gfxdata="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" path="m,l,2971799e" filled="f" strokeweight=".5pt">
                 <v:path arrowok="t" o:connecttype="custom" o:connectlocs="0,0;0,3316604" o:connectangles="0,0"/>
@@ -453,7 +445,7 @@
               </wp:anchor>
             </w:drawing>
           </mc:Choice>
-          <mc:Fallback>
+          <mc:Fallback xmlns:w16sdtfl="http://schemas.microsoft.com/office/word/2024/wordml/sdtformatlock" xmlns:w16du="http://schemas.microsoft.com/office/word/2023/wordml/word16du">
             <w:pict>
               <v:shape w14:anchorId="7F8CF843" id="Graphic 2" o:spid="_x0000_s1026" style="position:absolute;margin-left:319.6pt;margin-top:7pt;width:3.55pt;height:261.4pt;flip:x;z-index:251660288;visibility:visible;mso-wrap-style:square;mso-width-percent:0;mso-height-percent:0;mso-wrap-distance-left:0;mso-wrap-distance-top:0;mso-wrap-distance-right:0;mso-wrap-distance-bottom:0;mso-position-horizontal:absolute;mso-position-horizontal-relative:page;mso-position-vertical:absolute;mso-position-vertical-relative:text;mso-width-percent:0;mso-height-percent:0;mso-width-relative:page;mso-height-relative:page;v-text-anchor:top" coordsize="1270,2971800" o:gfxdata="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" path="m,l,2971800e" filled="f" strokeweight=".5pt">
                 <v:path arrowok="t" o:connecttype="custom" o:connectlocs="0,0;0,3319780" o:connectangles="0,0"/>
@@ -635,54 +627,7 @@
     </w:p>
     <w:p>
       <w:pPr>
-        <w:spacing w:line="480" w:lineRule="auto"/>
-        <w:ind w:left="3279" w:right="3462"/>
-        <w:jc w:val="center"/>
-        <w:rPr>
-          <w:b/>
-          <w:sz w:val="32"/>
-        </w:rPr>
-      </w:pPr>
-      <w:r>
-        <w:rPr>
-          <w:b/>
-          <w:sz w:val="32"/>
-        </w:rPr>
-        <w:t>Lab</w:t>
-      </w:r>
-      <w:r>
-        <w:rPr>
-          <w:b/>
-          <w:spacing w:val="-18"/>
-          <w:sz w:val="32"/>
-        </w:rPr>
-        <w:t xml:space="preserve"> </w:t>
-      </w:r>
-      <w:r>
-        <w:rPr>
-          <w:b/>
-          <w:sz w:val="32"/>
-        </w:rPr>
-        <w:t>report</w:t>
-      </w:r>
-      <w:r>
-        <w:rPr>
-          <w:b/>
-          <w:spacing w:val="-18"/>
-          <w:sz w:val="32"/>
-        </w:rPr>
-        <w:t xml:space="preserve"> </w:t>
-      </w:r>
-      <w:r>
-        <w:rPr>
-          <w:b/>
-          <w:sz w:val="32"/>
-        </w:rPr>
-        <w:t xml:space="preserve">no.1 </w:t>
-      </w:r>
-    </w:p>
-    <w:p>
-      <w:pPr>
+        <w:spacing w:line="276" w:lineRule="auto"/>
         <w:jc w:val="center"/>
         <w:rPr>
           <w:b/>
@@ -694,15 +639,74 @@
       <w:r>
         <w:rPr>
           <w:b/>
+          <w:sz w:val="32"/>
+        </w:rPr>
+        <w:t xml:space="preserve">A Project </w:t>
+      </w:r>
+      <w:r>
+        <w:rPr>
+          <w:b/>
+          <w:sz w:val="32"/>
+        </w:rPr>
+        <w:t>O</w:t>
+      </w:r>
+      <w:r>
+        <w:rPr>
+          <w:b/>
+          <w:sz w:val="32"/>
+        </w:rPr>
+        <w:t xml:space="preserve">n </w:t>
+      </w:r>
+      <w:r>
+        <w:rPr>
+          <w:b/>
+          <w:sz w:val="32"/>
+        </w:rPr>
+        <w:br/>
+      </w:r>
+      <w:r>
+        <w:rPr>
+          <w:b/>
           <w:bCs/>
           <w:sz w:val="32"/>
           <w:szCs w:val="32"/>
         </w:rPr>
         <w:t>Data Structure and Algorithm</w:t>
       </w:r>
-    </w:p>
-    <w:p>
-      <w:pPr>
+      <w:r>
+        <w:rPr>
+          <w:b/>
+          <w:bCs/>
+          <w:sz w:val="32"/>
+          <w:szCs w:val="32"/>
+        </w:rPr>
+        <w:br/>
+      </w:r>
+    </w:p>
+    <w:p>
+      <w:pPr>
+        <w:spacing w:line="276" w:lineRule="auto"/>
+        <w:jc w:val="center"/>
+        <w:rPr>
+          <w:b/>
+          <w:bCs/>
+          <w:sz w:val="32"/>
+          <w:szCs w:val="32"/>
+        </w:rPr>
+      </w:pPr>
+      <w:r>
+        <w:rPr>
+          <w:b/>
+          <w:bCs/>
+          <w:sz w:val="32"/>
+          <w:szCs w:val="32"/>
+        </w:rPr>
+        <w:t>Hospital Management System</w:t>
+      </w:r>
+    </w:p>
+    <w:p>
+      <w:pPr>
+        <w:spacing w:line="276" w:lineRule="auto"/>
         <w:jc w:val="center"/>
         <w:rPr>
           <w:b/>
@@ -740,14 +744,7 @@
           <w:b/>
           <w:sz w:val="28"/>
         </w:rPr>
-        <w:t xml:space="preserve"> </w:t>
-      </w:r>
-      <w:r>
-        <w:rPr>
-          <w:b/>
-          <w:sz w:val="28"/>
-        </w:rPr>
-        <w:t>Submitted</w:t>
+        <w:t xml:space="preserve"> Submitted</w:t>
       </w:r>
       <w:r>
         <w:rPr>
@@ -767,42 +764,17 @@
       <w:r>
         <w:rPr>
           <w:b/>
-          <w:spacing w:val="-2"/>
           <w:sz w:val="28"/>
         </w:rPr>
-        <w:t xml:space="preserve"> </w:t>
-      </w:r>
-      <w:proofErr w:type="gramStart"/>
-      <w:r>
-        <w:rPr>
-          <w:b/>
-          <w:spacing w:val="-10"/>
+        <w:t xml:space="preserve">                                                                </w:t>
+      </w:r>
+      <w:r>
+        <w:rPr>
+          <w:b/>
           <w:sz w:val="28"/>
         </w:rPr>
-        <w:t>-</w:t>
-      </w:r>
-      <w:r>
-        <w:rPr>
-          <w:b/>
-          <w:sz w:val="28"/>
-        </w:rPr>
-        <w:tab/>
-      </w:r>
-      <w:r>
-        <w:rPr>
-          <w:b/>
-          <w:sz w:val="28"/>
-        </w:rPr>
-        <w:t xml:space="preserve"> </w:t>
-      </w:r>
-      <w:r>
-        <w:rPr>
-          <w:b/>
-          <w:sz w:val="28"/>
-        </w:rPr>
         <w:t>Submitted</w:t>
       </w:r>
-      <w:proofErr w:type="gramEnd"/>
       <w:r>
         <w:rPr>
           <w:b/>
@@ -811,7 +783,6 @@
         </w:rPr>
         <w:t xml:space="preserve"> </w:t>
       </w:r>
-      <w:proofErr w:type="gramStart"/>
       <w:r>
         <w:rPr>
           <w:b/>
@@ -819,15 +790,6 @@
         </w:rPr>
         <w:t>To:</w:t>
       </w:r>
-      <w:r>
-        <w:rPr>
-          <w:b/>
-          <w:spacing w:val="-10"/>
-          <w:sz w:val="28"/>
-        </w:rPr>
-        <w:t>-</w:t>
-      </w:r>
-      <w:proofErr w:type="gramEnd"/>
     </w:p>
     <w:p>
       <w:pPr>
@@ -837,6 +799,9 @@
         </w:tabs>
         <w:spacing w:before="184"/>
         <w:ind w:left="83"/>
+        <w:rPr>
+          <w:spacing w:val="-2"/>
+        </w:rPr>
       </w:pPr>
       <w:r>
         <w:rPr>
@@ -858,10 +823,16 @@
         <w:rPr>
           <w:spacing w:val="-2"/>
         </w:rPr>
-        <w:t xml:space="preserve"> Maharjan</w:t>
-      </w:r>
-      <w:r>
-        <w:tab/>
+        <w:t xml:space="preserve"> Maharja</w:t>
+      </w:r>
+      <w:r>
+        <w:rPr>
+          <w:spacing w:val="-2"/>
+        </w:rPr>
+        <w:t xml:space="preserve">n                                                                 </w:t>
+      </w:r>
+      <w:r>
+        <w:t xml:space="preserve">Mr. </w:t>
       </w:r>
       <w:proofErr w:type="spellStart"/>
       <w:r>
@@ -875,7 +846,7 @@
         <w:rPr>
           <w:spacing w:val="-5"/>
         </w:rPr>
-        <w:t>Sir</w:t>
+        <w:t>Bahadur Chettri</w:t>
       </w:r>
     </w:p>
     <w:p>
@@ -894,7 +865,7 @@
           <w:b/>
           <w:sz w:val="24"/>
         </w:rPr>
-        <w:t>Roll no</w:t>
+        <w:t>Program</w:t>
       </w:r>
       <w:r>
         <w:rPr>
@@ -914,21 +885,61 @@
           <w:spacing w:val="-5"/>
           <w:sz w:val="24"/>
         </w:rPr>
-        <w:t>19</w:t>
-      </w:r>
-      <w:r>
-        <w:rPr>
-          <w:sz w:val="24"/>
-        </w:rPr>
-        <w:tab/>
-        <w:t xml:space="preserve">Rikesh </w:t>
+        <w:t>BIM 3</w:t>
       </w:r>
       <w:r>
         <w:rPr>
           <w:spacing w:val="-5"/>
           <w:sz w:val="24"/>
-        </w:rPr>
-        <w:t>Sir</w:t>
+          <w:vertAlign w:val="superscript"/>
+        </w:rPr>
+        <w:t>rd</w:t>
+      </w:r>
+      <w:r>
+        <w:rPr>
+          <w:spacing w:val="-5"/>
+          <w:sz w:val="24"/>
+        </w:rPr>
+        <w:t xml:space="preserve"> Semester</w:t>
+      </w:r>
+      <w:r>
+        <w:rPr>
+          <w:sz w:val="24"/>
+        </w:rPr>
+        <w:t xml:space="preserve">                                                          </w:t>
+      </w:r>
+      <w:r>
+        <w:rPr>
+          <w:sz w:val="24"/>
+        </w:rPr>
+        <w:t xml:space="preserve"> </w:t>
+      </w:r>
+      <w:r>
+        <w:rPr>
+          <w:sz w:val="24"/>
+        </w:rPr>
+        <w:t xml:space="preserve">Mr. </w:t>
+      </w:r>
+      <w:proofErr w:type="spellStart"/>
+      <w:r>
+        <w:rPr>
+          <w:sz w:val="24"/>
+        </w:rPr>
+        <w:t>Rikesh</w:t>
+      </w:r>
+      <w:proofErr w:type="spellEnd"/>
+      <w:r>
+        <w:rPr>
+          <w:sz w:val="24"/>
+        </w:rPr>
+        <w:t xml:space="preserve"> </w:t>
+      </w:r>
+      <w:r>
+        <w:rPr>
+          <w:spacing w:val="-5"/>
+          <w:sz w:val="24"/>
+        </w:rPr>
+        <w:t>Shrestha</w:t>
       </w:r>
     </w:p>
     <w:p>
@@ -972,12 +983,27 @@
           <w:sz w:val="24"/>
         </w:rPr>
       </w:pPr>
+      <w:r>
+        <w:rPr>
+          <w:b/>
+          <w:sz w:val="24"/>
+        </w:rPr>
+        <w:t>Roll no:</w:t>
+      </w:r>
+      <w:r>
+        <w:rPr>
+          <w:spacing w:val="-10"/>
+          <w:sz w:val="24"/>
+        </w:rPr>
+        <w:t xml:space="preserve"> 19</w:t>
+      </w:r>
     </w:p>
     <w:p>
       <w:pPr>
         <w:spacing w:before="182"/>
         <w:ind w:left="83"/>
         <w:rPr>
+          <w:spacing w:val="-10"/>
           <w:sz w:val="24"/>
         </w:rPr>
       </w:pPr>
@@ -1026,7 +1052,7 @@
           <w:spacing w:val="-2"/>
           <w:sz w:val="24"/>
         </w:rPr>
-        <w:t>02</w:t>
+        <w:t>0</w:t>
       </w:r>
       <w:r>
         <w:rPr>
@@ -1034,6 +1060,14 @@
           <w:spacing w:val="-2"/>
           <w:sz w:val="24"/>
         </w:rPr>
+        <w:t>4</w:t>
+      </w:r>
+      <w:r>
+        <w:rPr>
+          <w:b/>
+          <w:spacing w:val="-2"/>
+          <w:sz w:val="24"/>
+        </w:rPr>
         <w:t>/0</w:t>
       </w:r>
       <w:r>
@@ -1042,7 +1076,7 @@
           <w:spacing w:val="-2"/>
           <w:sz w:val="24"/>
         </w:rPr>
-        <w:t>2</w:t>
+        <w:t>25</w:t>
       </w:r>
       <w:r>
         <w:rPr>
@@ -1065,7 +1099,7 @@
 </file>
 
 <file path=word/endnotes.xml><?xml version="1.0" encoding="utf-8"?>
-<w:endnotes xmlns:wpc="http://schemas.microsoft.com/office/word/2010/wordprocessingCanvas" xmlns:cx="http://schemas.microsoft.com/office/drawing/2014/chartex" xmlns:cx1="http://schemas.microsoft.com/office/drawing/2015/9/8/chartex" xmlns:cx2="http://schemas.microsoft.com/office/drawing/2015/10/21/chartex" xmlns:cx3="http://schemas.microsoft.com/office/drawing/2016/5/9/chartex" xmlns:cx4="http://schemas.microsoft.com/office/drawing/2016/5/10/chartex" xmlns:cx5="http://schemas.microsoft.com/office/drawing/2016/5/11/chartex" xmlns:cx6="http://schemas.microsoft.com/office/drawing/2016/5/12/chartex" xmlns:cx7="http://schemas.microsoft.com/office/drawing/2016/5/13/chartex" xmlns:cx8="http://schemas.microsoft.com/office/drawing/2016/5/14/chartex" xmlns:mc="http://schemas.openxmlformats.org/markup-compatibility/2006" xmlns:aink="http://schemas.microsoft.com/office/drawing/2016/ink" xmlns:am3d="http://schemas.microsoft.com/office/drawing/2017/model3d" xmlns:o="urn:schemas-microsoft-com:office:office" xmlns:oel="http://schemas.microsoft.com/office/2019/extlst" xmlns:r="http://schemas.openxmlformats.org/officeDocument/2006/relationships" xmlns:m="http://schemas.openxmlformats.org/officeDocument/2006/math" xmlns:v="urn:schemas-microsoft-com:vml" xmlns:wp14="http://schemas.microsoft.com/office/word/2010/wordprocessingDrawing" xmlns:wp="http://schemas.openxmlformats.org/drawingml/2006/wordprocessingDrawing" xmlns:w10="urn:schemas-microsoft-com:office:word" xmlns:w="http://schemas.openxmlformats.org/wordprocessingml/2006/main" xmlns:w14="http://schemas.microsoft.com/office/word/2010/wordml" xmlns:w15="http://schemas.microsoft.com/office/word/2012/wordml" xmlns:w16cex="http://schemas.microsoft.com/office/word/2018/wordml/cex" xmlns:w16cid="http://schemas.microsoft.com/office/word/2016/wordml/cid" xmlns:w16="http://schemas.microsoft.com/office/word/2018/wordml" xmlns:w16du="http://schemas.microsoft.com/office/word/2023/wordml/word16du" xmlns:w16sdtdh="http://schemas.microsoft.com/office/word/2020/wordml/sdtdatahash" xmlns:w16sdtfl="http://schemas.microsoft.com/office/word/2024/wordml/sdtformatlock" xmlns:w16se="http://schemas.microsoft.com/office/word/2015/wordml/symex" xmlns:wpg="http://schemas.microsoft.com/office/word/2010/wordprocessingGroup" xmlns:wpi="http://schemas.microsoft.com/office/word/2010/wordprocessingInk" xmlns:wne="http://schemas.microsoft.com/office/word/2006/wordml" xmlns:wps="http://schemas.microsoft.com/office/word/2010/wordprocessingShape" mc:Ignorable="w14 w15 w16se w16cid w16 w16cex w16sdtdh w16sdtfl w16du wp14">
+<w:endnotes xmlns:wpc="http://schemas.microsoft.com/office/word/2010/wordprocessingCanvas" xmlns:cx="http://schemas.microsoft.com/office/drawing/2014/chartex" xmlns:cx1="http://schemas.microsoft.com/office/drawing/2015/9/8/chartex" xmlns:cx2="http://schemas.microsoft.com/office/drawing/2015/10/21/chartex" xmlns:cx3="http://schemas.microsoft.com/office/drawing/2016/5/9/chartex" xmlns:cx4="http://schemas.microsoft.com/office/drawing/2016/5/10/chartex" xmlns:cx5="http://schemas.microsoft.com/office/drawing/2016/5/11/chartex" xmlns:cx6="http://schemas.microsoft.com/office/drawing/2016/5/12/chartex" xmlns:cx7="http://schemas.microsoft.com/office/drawing/2016/5/13/chartex" xmlns:cx8="http://schemas.microsoft.com/office/drawing/2016/5/14/chartex" xmlns:mc="http://schemas.openxmlformats.org/markup-compatibility/2006" xmlns:aink="http://schemas.microsoft.com/office/drawing/2016/ink" xmlns:am3d="http://schemas.microsoft.com/office/drawing/2017/model3d" xmlns:o="urn:schemas-microsoft-com:office:office" xmlns:oel="http://schemas.microsoft.com/office/2019/extlst" xmlns:r="http://schemas.openxmlformats.org/officeDocument/2006/relationships" xmlns:m="http://schemas.openxmlformats.org/officeDocument/2006/math" xmlns:v="urn:schemas-microsoft-com:vml" xmlns:wp14="http://schemas.microsoft.com/office/word/2010/wordprocessingDrawing" xmlns:wp="http://schemas.openxmlformats.org/drawingml/2006/wordprocessingDrawing" xmlns:w10="urn:schemas-microsoft-com:office:word" xmlns:w="http://schemas.openxmlformats.org/wordprocessingml/2006/main" xmlns:w14="http://schemas.microsoft.com/office/word/2010/wordml" xmlns:w15="http://schemas.microsoft.com/office/word/2012/wordml" xmlns:w16cex="http://schemas.microsoft.com/office/word/2018/wordml/cex" xmlns:w16cid="http://schemas.microsoft.com/office/word/2016/wordml/cid" xmlns:w16="http://schemas.microsoft.com/office/word/2018/wordml" xmlns:w16sdtdh="http://schemas.microsoft.com/office/word/2020/wordml/sdtdatahash" xmlns:w16se="http://schemas.microsoft.com/office/word/2015/wordml/symex" xmlns:wpg="http://schemas.microsoft.com/office/word/2010/wordprocessingGroup" xmlns:wpi="http://schemas.microsoft.com/office/word/2010/wordprocessingInk" xmlns:wne="http://schemas.microsoft.com/office/word/2006/wordml" xmlns:wps="http://schemas.microsoft.com/office/word/2010/wordprocessingShape" mc:Ignorable="w14 w15 w16se w16cid w16 w16cex w16sdtdh wp14">
   <w:endnote w:type="separator" w:id="-1">
     <w:p>
       <w:r>
@@ -1084,7 +1118,7 @@
 </file>
 
 <file path=word/footnotes.xml><?xml version="1.0" encoding="utf-8"?>
-<w:footnotes xmlns:wpc="http://schemas.microsoft.com/office/word/2010/wordprocessingCanvas" xmlns:cx="http://schemas.microsoft.com/office/drawing/2014/chartex" xmlns:cx1="http://schemas.microsoft.com/office/drawing/2015/9/8/chartex" xmlns:cx2="http://schemas.microsoft.com/office/drawing/2015/10/21/chartex" xmlns:cx3="http://schemas.microsoft.com/office/drawing/2016/5/9/chartex" xmlns:cx4="http://schemas.microsoft.com/office/drawing/2016/5/10/chartex" xmlns:cx5="http://schemas.microsoft.com/office/drawing/2016/5/11/chartex" xmlns:cx6="http://schemas.microsoft.com/office/drawing/2016/5/12/chartex" xmlns:cx7="http://schemas.microsoft.com/office/drawing/2016/5/13/chartex" xmlns:cx8="http://schemas.microsoft.com/office/drawing/2016/5/14/chartex" xmlns:mc="http://schemas.openxmlformats.org/markup-compatibility/2006" xmlns:aink="http://schemas.microsoft.com/office/drawing/2016/ink" xmlns:am3d="http://schemas.microsoft.com/office/drawing/2017/model3d" xmlns:o="urn:schemas-microsoft-com:office:office" xmlns:oel="http://schemas.microsoft.com/office/2019/extlst" xmlns:r="http://schemas.openxmlformats.org/officeDocument/2006/relationships" xmlns:m="http://schemas.openxmlformats.org/officeDocument/2006/math" xmlns:v="urn:schemas-microsoft-com:vml" xmlns:wp14="http://schemas.microsoft.com/office/word/2010/wordprocessingDrawing" xmlns:wp="http://schemas.openxmlformats.org/drawingml/2006/wordprocessingDrawing" xmlns:w10="urn:schemas-microsoft-com:office:word" xmlns:w="http://schemas.openxmlformats.org/wordprocessingml/2006/main" xmlns:w14="http://schemas.microsoft.com/office/word/2010/wordml" xmlns:w15="http://schemas.microsoft.com/office/word/2012/wordml" xmlns:w16cex="http://schemas.microsoft.com/office/word/2018/wordml/cex" xmlns:w16cid="http://schemas.microsoft.com/office/word/2016/wordml/cid" xmlns:w16="http://schemas.microsoft.com/office/word/2018/wordml" xmlns:w16du="http://schemas.microsoft.com/office/word/2023/wordml/word16du" xmlns:w16sdtdh="http://schemas.microsoft.com/office/word/2020/wordml/sdtdatahash" xmlns:w16sdtfl="http://schemas.microsoft.com/office/word/2024/wordml/sdtformatlock" xmlns:w16se="http://schemas.microsoft.com/office/word/2015/wordml/symex" xmlns:wpg="http://schemas.microsoft.com/office/word/2010/wordprocessingGroup" xmlns:wpi="http://schemas.microsoft.com/office/word/2010/wordprocessingInk" xmlns:wne="http://schemas.microsoft.com/office/word/2006/wordml" xmlns:wps="http://schemas.microsoft.com/office/word/2010/wordprocessingShape" mc:Ignorable="w14 w15 w16se w16cid w16 w16cex w16sdtdh w16sdtfl w16du wp14">
+<w:footnotes xmlns:wpc="http://schemas.microsoft.com/office/word/2010/wordprocessingCanvas" xmlns:cx="http://schemas.microsoft.com/office/drawing/2014/chartex" xmlns:cx1="http://schemas.microsoft.com/office/drawing/2015/9/8/chartex" xmlns:cx2="http://schemas.microsoft.com/office/drawing/2015/10/21/chartex" xmlns:cx3="http://schemas.microsoft.com/office/drawing/2016/5/9/chartex" xmlns:cx4="http://schemas.microsoft.com/office/drawing/2016/5/10/chartex" xmlns:cx5="http://schemas.microsoft.com/office/drawing/2016/5/11/chartex" xmlns:cx6="http://schemas.microsoft.com/office/drawing/2016/5/12/chartex" xmlns:cx7="http://schemas.microsoft.com/office/drawing/2016/5/13/chartex" xmlns:cx8="http://schemas.microsoft.com/office/drawing/2016/5/14/chartex" xmlns:mc="http://schemas.openxmlformats.org/markup-compatibility/2006" xmlns:aink="http://schemas.microsoft.com/office/drawing/2016/ink" xmlns:am3d="http://schemas.microsoft.com/office/drawing/2017/model3d" xmlns:o="urn:schemas-microsoft-com:office:office" xmlns:oel="http://schemas.microsoft.com/office/2019/extlst" xmlns:r="http://schemas.openxmlformats.org/officeDocument/2006/relationships" xmlns:m="http://schemas.openxmlformats.org/officeDocument/2006/math" xmlns:v="urn:schemas-microsoft-com:vml" xmlns:wp14="http://schemas.microsoft.com/office/word/2010/wordprocessingDrawing" xmlns:wp="http://schemas.openxmlformats.org/drawingml/2006/wordprocessingDrawing" xmlns:w10="urn:schemas-microsoft-com:office:word" xmlns:w="http://schemas.openxmlformats.org/wordprocessingml/2006/main" xmlns:w14="http://schemas.microsoft.com/office/word/2010/wordml" xmlns:w15="http://schemas.microsoft.com/office/word/2012/wordml" xmlns:w16cex="http://schemas.microsoft.com/office/word/2018/wordml/cex" xmlns:w16cid="http://schemas.microsoft.com/office/word/2016/wordml/cid" xmlns:w16="http://schemas.microsoft.com/office/word/2018/wordml" xmlns:w16sdtdh="http://schemas.microsoft.com/office/word/2020/wordml/sdtdatahash" xmlns:w16se="http://schemas.microsoft.com/office/word/2015/wordml/symex" xmlns:wpg="http://schemas.microsoft.com/office/word/2010/wordprocessingGroup" xmlns:wpi="http://schemas.microsoft.com/office/word/2010/wordprocessingInk" xmlns:wne="http://schemas.microsoft.com/office/word/2006/wordml" xmlns:wps="http://schemas.microsoft.com/office/word/2010/wordprocessingShape" mc:Ignorable="w14 w15 w16se w16cid w16 w16cex w16sdtdh wp14">
   <w:footnote w:type="separator" w:id="-1">
     <w:p>
       <w:r>
@@ -1103,7 +1137,7 @@
 </file>
 
 <file path=word/styles.xml><?xml version="1.0" encoding="utf-8"?>
-<w:styles xmlns:mc="http://schemas.openxmlformats.org/markup-compatibility/2006" xmlns:r="http://schemas.openxmlformats.org/officeDocument/2006/relationships" xmlns:w="http://schemas.openxmlformats.org/wordprocessingml/2006/main" xmlns:w14="http://schemas.microsoft.com/office/word/2010/wordml" xmlns:w15="http://schemas.microsoft.com/office/word/2012/wordml" xmlns:w16cex="http://schemas.microsoft.com/office/word/2018/wordml/cex" xmlns:w16cid="http://schemas.microsoft.com/office/word/2016/wordml/cid" xmlns:w16="http://schemas.microsoft.com/office/word/2018/wordml" xmlns:w16du="http://schemas.microsoft.com/office/word/2023/wordml/word16du" xmlns:w16sdtdh="http://schemas.microsoft.com/office/word/2020/wordml/sdtdatahash" xmlns:w16sdtfl="http://schemas.microsoft.com/office/word/2024/wordml/sdtformatlock" xmlns:w16se="http://schemas.microsoft.com/office/word/2015/wordml/symex" mc:Ignorable="w14 w15 w16se w16cid w16 w16cex w16sdtdh w16sdtfl w16du">
+<w:styles xmlns:mc="http://schemas.openxmlformats.org/markup-compatibility/2006" xmlns:r="http://schemas.openxmlformats.org/officeDocument/2006/relationships" xmlns:w="http://schemas.openxmlformats.org/wordprocessingml/2006/main" xmlns:w14="http://schemas.microsoft.com/office/word/2010/wordml" xmlns:w15="http://schemas.microsoft.com/office/word/2012/wordml" xmlns:w16cex="http://schemas.microsoft.com/office/word/2018/wordml/cex" xmlns:w16cid="http://schemas.microsoft.com/office/word/2016/wordml/cid" xmlns:w16="http://schemas.microsoft.com/office/word/2018/wordml" xmlns:w16sdtdh="http://schemas.microsoft.com/office/word/2020/wordml/sdtdatahash" xmlns:w16se="http://schemas.microsoft.com/office/word/2015/wordml/symex" mc:Ignorable="w14 w15 w16se w16cid w16 w16cex w16sdtdh">
   <w:docDefaults>
     <w:rPrDefault>
       <w:rPr>
